--- a/Labs/Lab_7/Lab_7.docx
+++ b/Labs/Lab_7/Lab_7.docx
@@ -4,13 +4,14 @@
   <w:body>
     <w:p>
       <w:pPr>
+        <w:jc w:val="center"/>
         <w:rPr>
           <w:rFonts w:ascii="Times New Roman" w:hAnsi="Times New Roman" w:cs="Times New Roman"/>
           <w:b/>
           <w:bCs/>
           <w:sz w:val="26"/>
           <w:szCs w:val="26"/>
-          <w:lang w:val="ru-RU"/>
+          <w:lang w:val="en-US"/>
         </w:rPr>
       </w:pPr>
       <w:r>
@@ -22,7 +23,7 @@
           <w:szCs w:val="26"/>
           <w:lang w:val="ru-RU"/>
         </w:rPr>
-        <w:t>Задание 1</w:t>
+        <w:t xml:space="preserve">Лабораторная работа </w:t>
       </w:r>
       <w:r>
         <w:rPr>
@@ -31,14 +32,152 @@
           <w:bCs/>
           <w:sz w:val="26"/>
           <w:szCs w:val="26"/>
+        </w:rPr>
+        <w:t>№</w:t>
+      </w:r>
+      <w:r>
+        <w:rPr>
+          <w:rFonts w:ascii="Times New Roman" w:hAnsi="Times New Roman" w:cs="Times New Roman"/>
+          <w:b/>
+          <w:bCs/>
+          <w:sz w:val="26"/>
+          <w:szCs w:val="26"/>
+          <w:lang w:val="en-US"/>
+        </w:rPr>
+        <w:t>7</w:t>
+      </w:r>
+    </w:p>
+    <w:p>
+      <w:pPr>
+        <w:jc w:val="center"/>
+        <w:rPr>
+          <w:rFonts w:ascii="Times New Roman" w:hAnsi="Times New Roman" w:cs="Times New Roman"/>
+          <w:b/>
+          <w:bCs/>
+          <w:sz w:val="26"/>
+          <w:szCs w:val="26"/>
           <w:lang w:val="ru-RU"/>
         </w:rPr>
+      </w:pPr>
+      <w:r>
+        <w:rPr>
+          <w:rFonts w:ascii="Times New Roman" w:hAnsi="Times New Roman" w:cs="Times New Roman"/>
+          <w:b/>
+          <w:bCs/>
+          <w:sz w:val="26"/>
+          <w:szCs w:val="26"/>
+          <w:lang w:val="en-US"/>
+        </w:rPr>
+        <w:t>Sarsen</w:t>
+      </w:r>
+      <w:r>
+        <w:rPr>
+          <w:rFonts w:ascii="Times New Roman" w:hAnsi="Times New Roman" w:cs="Times New Roman"/>
+          <w:b/>
+          <w:bCs/>
+          <w:sz w:val="26"/>
+          <w:szCs w:val="26"/>
+          <w:lang w:val="ru-RU"/>
+        </w:rPr>
+        <w:t xml:space="preserve"> </w:t>
+      </w:r>
+      <w:r>
+        <w:rPr>
+          <w:rFonts w:ascii="Times New Roman" w:hAnsi="Times New Roman" w:cs="Times New Roman"/>
+          <w:b/>
+          <w:bCs/>
+          <w:sz w:val="26"/>
+          <w:szCs w:val="26"/>
+          <w:lang w:val="en-US"/>
+        </w:rPr>
+        <w:t>Dimash</w:t>
+      </w:r>
+    </w:p>
+    <w:p>
+      <w:pPr>
+        <w:jc w:val="center"/>
+        <w:rPr>
+          <w:rFonts w:ascii="Times New Roman" w:hAnsi="Times New Roman" w:cs="Times New Roman"/>
+          <w:b/>
+          <w:bCs/>
+          <w:sz w:val="26"/>
+          <w:szCs w:val="26"/>
+          <w:lang w:val="ru-RU"/>
+        </w:rPr>
+      </w:pPr>
+      <w:r>
+        <w:rPr>
+          <w:rFonts w:ascii="Times New Roman" w:hAnsi="Times New Roman" w:cs="Times New Roman"/>
+          <w:b/>
+          <w:bCs/>
+          <w:sz w:val="26"/>
+          <w:szCs w:val="26"/>
+          <w:lang w:val="en-US"/>
+        </w:rPr>
+        <w:t>SIS</w:t>
+      </w:r>
+      <w:r>
+        <w:rPr>
+          <w:rFonts w:ascii="Times New Roman" w:hAnsi="Times New Roman" w:cs="Times New Roman"/>
+          <w:b/>
+          <w:bCs/>
+          <w:sz w:val="26"/>
+          <w:szCs w:val="26"/>
+          <w:lang w:val="ru-RU"/>
+        </w:rPr>
+        <w:t>-2412</w:t>
+      </w:r>
+      <w:r>
+        <w:rPr>
+          <w:rFonts w:ascii="Times New Roman" w:hAnsi="Times New Roman" w:cs="Times New Roman"/>
+          <w:b/>
+          <w:bCs/>
+          <w:sz w:val="26"/>
+          <w:szCs w:val="26"/>
+          <w:lang w:val="en-US"/>
+        </w:rPr>
+        <w:t>CS</w:t>
+      </w:r>
+    </w:p>
+    <w:p>
+      <w:pPr>
+        <w:rPr>
+          <w:rFonts w:ascii="Times New Roman" w:hAnsi="Times New Roman" w:cs="Times New Roman"/>
+          <w:b/>
+          <w:bCs/>
+          <w:sz w:val="26"/>
+          <w:szCs w:val="26"/>
+          <w:lang w:val="ru-RU"/>
+        </w:rPr>
+      </w:pPr>
+      <w:r>
+        <w:rPr>
+          <w:rFonts w:ascii="Times New Roman" w:hAnsi="Times New Roman" w:cs="Times New Roman"/>
+          <w:b/>
+          <w:bCs/>
+          <w:sz w:val="26"/>
+          <w:szCs w:val="26"/>
+          <w:lang w:val="ru-RU"/>
+        </w:rPr>
+        <w:t>Задание 1</w:t>
+      </w:r>
+      <w:r>
+        <w:rPr>
+          <w:rFonts w:ascii="Times New Roman" w:hAnsi="Times New Roman" w:cs="Times New Roman"/>
+          <w:b/>
+          <w:bCs/>
+          <w:sz w:val="26"/>
+          <w:szCs w:val="26"/>
+          <w:lang w:val="ru-RU"/>
+        </w:rPr>
         <w:t xml:space="preserve">. </w:t>
       </w:r>
       <w:r>
         <w:rPr>
-          <w:rFonts w:ascii="Arial" w:eastAsia="Arial" w:hAnsi="Arial" w:cs="Arial"/>
+          <w:rFonts w:ascii="Times New Roman" w:eastAsia="Arial" w:hAnsi="Times New Roman" w:cs="Times New Roman"/>
           <w:b/>
+          <w:sz w:val="26"/>
+          <w:szCs w:val="26"/>
         </w:rPr>
         <w:t>Команда add: путь данных и сигналы управления</w:t>
       </w:r>
@@ -174,14 +313,25 @@
           <w:lang w:eastAsia="ru-KZ"/>
         </w:rPr>
       </w:pPr>
-      <w:r>
-        <w:rPr>
-          <w:rFonts w:ascii="Times New Roman" w:eastAsia="Times New Roman" w:hAnsi="Times New Roman" w:cs="Times New Roman"/>
-          <w:sz w:val="26"/>
-          <w:szCs w:val="26"/>
-          <w:lang w:eastAsia="ru-KZ"/>
-        </w:rPr>
-        <w:t>add  x5, x6, x7</w:t>
+      <w:proofErr w:type="gramStart"/>
+      <w:r>
+        <w:rPr>
+          <w:rFonts w:ascii="Times New Roman" w:eastAsia="Times New Roman" w:hAnsi="Times New Roman" w:cs="Times New Roman"/>
+          <w:sz w:val="26"/>
+          <w:szCs w:val="26"/>
+          <w:lang w:eastAsia="ru-KZ"/>
+        </w:rPr>
+        <w:t>add  x</w:t>
+      </w:r>
+      <w:proofErr w:type="gramEnd"/>
+      <w:r>
+        <w:rPr>
+          <w:rFonts w:ascii="Times New Roman" w:eastAsia="Times New Roman" w:hAnsi="Times New Roman" w:cs="Times New Roman"/>
+          <w:sz w:val="26"/>
+          <w:szCs w:val="26"/>
+          <w:lang w:eastAsia="ru-KZ"/>
+        </w:rPr>
+        <w:t>5, x6, x7</w:t>
       </w:r>
     </w:p>
     <w:p>
@@ -244,6 +394,7 @@
       <w:r>
         <w:rPr>
           <w:rFonts w:ascii="Times New Roman" w:hAnsi="Times New Roman" w:cs="Times New Roman"/>
+          <w:noProof/>
           <w:sz w:val="26"/>
           <w:szCs w:val="26"/>
         </w:rPr>
@@ -1517,6 +1668,7 @@
               </w:rPr>
             </w:pPr>
             <w:r>
+              <w:lastRenderedPageBreak/>
               <w:t>funct7</w:t>
             </w:r>
           </w:p>
@@ -1771,7 +1923,7 @@
           <w:rFonts w:ascii="Times New Roman" w:hAnsi="Times New Roman" w:cs="Times New Roman"/>
           <w:sz w:val="26"/>
           <w:szCs w:val="26"/>
-          <w:lang w:val="en-US"/>
+          <w:lang w:val="ru-RU"/>
         </w:rPr>
       </w:pPr>
       <w:r>
@@ -1780,7 +1932,6 @@
           <w:sz w:val="26"/>
           <w:szCs w:val="26"/>
         </w:rPr>
-        <w:lastRenderedPageBreak/>
         <w:t>При выполнении add процессор считывает значения 3 и 4 из регистров x6 и x7. Мультиплексор ALUSrc выбирает второй регистр, АЛУ складывает значения, и результат 7 записывается в x5. Память данных не используется. Переход не выполняется, поэтому PC увеличивается на 4. После трёх тактов PC равен 0x0C</w:t>
       </w:r>
     </w:p>
@@ -1790,7 +1941,7 @@
           <w:rFonts w:ascii="Times New Roman" w:hAnsi="Times New Roman" w:cs="Times New Roman"/>
           <w:sz w:val="26"/>
           <w:szCs w:val="26"/>
-          <w:lang w:val="en-US"/>
+          <w:lang w:val="ru-RU"/>
         </w:rPr>
       </w:pPr>
     </w:p>
@@ -1828,8 +1979,10 @@
       </w:r>
       <w:r>
         <w:rPr>
-          <w:rFonts w:ascii="Arial" w:eastAsia="Arial" w:hAnsi="Arial" w:cs="Arial"/>
+          <w:rFonts w:ascii="Times New Roman" w:eastAsia="Arial" w:hAnsi="Times New Roman" w:cs="Times New Roman"/>
           <w:b/>
+          <w:sz w:val="26"/>
+          <w:szCs w:val="26"/>
         </w:rPr>
         <w:t>Память: команды sw и lw</w:t>
       </w:r>
@@ -1838,14 +1991,18 @@
       <w:pPr>
         <w:rPr>
           <w:rFonts w:ascii="Times New Roman" w:hAnsi="Times New Roman" w:cs="Times New Roman"/>
-          <w:sz w:val="26"/>
-          <w:szCs w:val="26"/>
-          <w:lang w:val="ru-RU"/>
+          <w:b/>
+          <w:bCs/>
+          <w:sz w:val="26"/>
+          <w:szCs w:val="26"/>
+          <w:lang w:val="en-US"/>
         </w:rPr>
       </w:pPr>
       <w:r>
         <w:rPr>
           <w:rFonts w:ascii="Times New Roman" w:hAnsi="Times New Roman" w:cs="Times New Roman"/>
+          <w:b/>
+          <w:bCs/>
           <w:sz w:val="26"/>
           <w:szCs w:val="26"/>
         </w:rPr>
@@ -1854,9 +2011,11 @@
       <w:r>
         <w:rPr>
           <w:rFonts w:ascii="Times New Roman" w:hAnsi="Times New Roman" w:cs="Times New Roman"/>
-          <w:sz w:val="26"/>
-          <w:szCs w:val="26"/>
-          <w:lang w:val="ru-RU"/>
+          <w:b/>
+          <w:bCs/>
+          <w:sz w:val="26"/>
+          <w:szCs w:val="26"/>
+          <w:lang w:val="en-US"/>
         </w:rPr>
         <w:t>:</w:t>
       </w:r>
@@ -1898,7 +2057,27 @@
           <w:szCs w:val="24"/>
           <w:lang w:eastAsia="ru-KZ"/>
         </w:rPr>
-        <w:t>buf: .word 0, 0, 0</w:t>
+        <w:t>buf</w:t>
+      </w:r>
+      <w:proofErr w:type="gramStart"/>
+      <w:r>
+        <w:rPr>
+          <w:rFonts w:ascii="Times New Roman" w:eastAsia="Times New Roman" w:hAnsi="Times New Roman" w:cs="Times New Roman"/>
+          <w:sz w:val="24"/>
+          <w:szCs w:val="24"/>
+          <w:lang w:eastAsia="ru-KZ"/>
+        </w:rPr>
+        <w:t>: .word</w:t>
+      </w:r>
+      <w:proofErr w:type="gramEnd"/>
+      <w:r>
+        <w:rPr>
+          <w:rFonts w:ascii="Times New Roman" w:eastAsia="Times New Roman" w:hAnsi="Times New Roman" w:cs="Times New Roman"/>
+          <w:sz w:val="24"/>
+          <w:szCs w:val="24"/>
+          <w:lang w:eastAsia="ru-KZ"/>
+        </w:rPr>
+        <w:t xml:space="preserve"> 0, 0, 0</w:t>
       </w:r>
     </w:p>
     <w:p>
@@ -3448,6 +3627,9 @@
         </w:rPr>
       </w:pPr>
       <w:r>
+        <w:rPr>
+          <w:noProof/>
+        </w:rPr>
         <w:lastRenderedPageBreak/>
         <w:drawing>
           <wp:inline distT="0" distB="0" distL="0" distR="0" wp14:anchorId="02B5DC68" wp14:editId="7B08EF5F">
@@ -3496,6 +3678,7 @@
       </w:pPr>
       <w:r>
         <w:rPr>
+          <w:noProof/>
           <w:lang w:val="en-US"/>
         </w:rPr>
         <w:drawing>
@@ -3581,8 +3764,10 @@
       </w:r>
       <w:r>
         <w:rPr>
-          <w:rFonts w:ascii="Arial" w:eastAsia="Arial" w:hAnsi="Arial" w:cs="Arial"/>
+          <w:rFonts w:ascii="Times New Roman" w:eastAsia="Arial" w:hAnsi="Times New Roman" w:cs="Times New Roman"/>
           <w:b/>
+          <w:sz w:val="26"/>
+          <w:szCs w:val="26"/>
         </w:rPr>
         <w:t>Условный переход beq и цикл</w:t>
       </w:r>
@@ -3597,7 +3782,7 @@
           <w:bCs/>
           <w:sz w:val="26"/>
           <w:szCs w:val="26"/>
-          <w:lang w:val="ru-RU"/>
+          <w:lang w:val="en-US"/>
         </w:rPr>
       </w:pPr>
       <w:r>
@@ -3618,7 +3803,7 @@
           <w:bCs/>
           <w:sz w:val="26"/>
           <w:szCs w:val="26"/>
-          <w:lang w:val="ru-RU"/>
+          <w:lang w:val="en-US"/>
         </w:rPr>
         <w:t>:</w:t>
       </w:r>
@@ -3664,7 +3849,24 @@
           <w:szCs w:val="26"/>
         </w:rPr>
         <w:br/>
-        <w:t>beq  x5, x0, done</w:t>
+      </w:r>
+      <w:proofErr w:type="gramStart"/>
+      <w:r>
+        <w:rPr>
+          <w:rFonts w:ascii="Times New Roman" w:hAnsi="Times New Roman" w:cs="Times New Roman"/>
+          <w:sz w:val="26"/>
+          <w:szCs w:val="26"/>
+        </w:rPr>
+        <w:t>beq  x</w:t>
+      </w:r>
+      <w:proofErr w:type="gramEnd"/>
+      <w:r>
+        <w:rPr>
+          <w:rFonts w:ascii="Times New Roman" w:hAnsi="Times New Roman" w:cs="Times New Roman"/>
+          <w:sz w:val="26"/>
+          <w:szCs w:val="26"/>
+        </w:rPr>
+        <w:t>5, x0, done</w:t>
       </w:r>
       <w:r>
         <w:rPr>
@@ -3744,6 +3946,7 @@
       </w:pPr>
       <w:r>
         <w:rPr>
+          <w:noProof/>
           <w:lang w:val="ru-RU"/>
         </w:rPr>
         <w:drawing>
@@ -3809,27 +4012,29 @@
     <w:tbl>
       <w:tblPr>
         <w:tblStyle w:val="a3"/>
-        <w:tblW w:w="0" w:type="auto"/>
+        <w:tblW w:w="10610" w:type="dxa"/>
         <w:jc w:val="center"/>
         <w:tblLayout w:type="fixed"/>
         <w:tblLook w:val="04A0" w:firstRow="1" w:lastRow="0" w:firstColumn="1" w:lastColumn="0" w:noHBand="0" w:noVBand="1"/>
       </w:tblPr>
       <w:tblGrid>
-        <w:gridCol w:w="994"/>
-        <w:gridCol w:w="1633"/>
-        <w:gridCol w:w="2414"/>
-        <w:gridCol w:w="994"/>
-        <w:gridCol w:w="1633"/>
-        <w:gridCol w:w="2414"/>
+        <w:gridCol w:w="774"/>
+        <w:gridCol w:w="1272"/>
+        <w:gridCol w:w="1882"/>
+        <w:gridCol w:w="774"/>
+        <w:gridCol w:w="1272"/>
+        <w:gridCol w:w="1882"/>
+        <w:gridCol w:w="2754"/>
       </w:tblGrid>
       <w:tr>
         <w:trPr>
+          <w:trHeight w:val="314"/>
           <w:tblHeader/>
           <w:jc w:val="center"/>
         </w:trPr>
         <w:tc>
           <w:tcPr>
-            <w:tcW w:w="994" w:type="dxa"/>
+            <w:tcW w:w="774" w:type="dxa"/>
             <w:shd w:val="clear" w:color="auto" w:fill="EFEFEF"/>
           </w:tcPr>
           <w:p>
@@ -3850,7 +4055,7 @@
         </w:tc>
         <w:tc>
           <w:tcPr>
-            <w:tcW w:w="1633" w:type="dxa"/>
+            <w:tcW w:w="1272" w:type="dxa"/>
             <w:shd w:val="clear" w:color="auto" w:fill="EFEFEF"/>
           </w:tcPr>
           <w:p>
@@ -3871,7 +4076,7 @@
         </w:tc>
         <w:tc>
           <w:tcPr>
-            <w:tcW w:w="2414" w:type="dxa"/>
+            <w:tcW w:w="1882" w:type="dxa"/>
             <w:shd w:val="clear" w:color="auto" w:fill="EFEFEF"/>
           </w:tcPr>
           <w:p>
@@ -3892,7 +4097,7 @@
         </w:tc>
         <w:tc>
           <w:tcPr>
-            <w:tcW w:w="994" w:type="dxa"/>
+            <w:tcW w:w="774" w:type="dxa"/>
             <w:shd w:val="clear" w:color="auto" w:fill="EFEFEF"/>
           </w:tcPr>
           <w:p>
@@ -3913,7 +4118,7 @@
         </w:tc>
         <w:tc>
           <w:tcPr>
-            <w:tcW w:w="1633" w:type="dxa"/>
+            <w:tcW w:w="1272" w:type="dxa"/>
             <w:shd w:val="clear" w:color="auto" w:fill="EFEFEF"/>
           </w:tcPr>
           <w:p>
@@ -3934,7 +4139,7 @@
         </w:tc>
         <w:tc>
           <w:tcPr>
-            <w:tcW w:w="2414" w:type="dxa"/>
+            <w:tcW w:w="1882" w:type="dxa"/>
             <w:shd w:val="clear" w:color="auto" w:fill="EFEFEF"/>
           </w:tcPr>
           <w:p>
@@ -3950,17 +4155,36 @@
                 <w:sz w:val="17"/>
               </w:rPr>
               <w:t>Команда</w:t>
+            </w:r>
+          </w:p>
+        </w:tc>
+        <w:tc>
+          <w:tcPr>
+            <w:tcW w:w="2754" w:type="dxa"/>
+            <w:shd w:val="clear" w:color="auto" w:fill="F2F2F2" w:themeFill="background1" w:themeFillShade="F2"/>
+          </w:tcPr>
+          <w:p>
+            <w:r>
+              <w:rPr>
+                <w:rFonts w:ascii="Times New Roman" w:hAnsi="Times New Roman" w:cs="Times New Roman"/>
+                <w:b/>
+                <w:bCs/>
+                <w:sz w:val="26"/>
+                <w:szCs w:val="26"/>
+              </w:rPr>
+              <w:t>Проверка</w:t>
             </w:r>
           </w:p>
         </w:tc>
       </w:tr>
       <w:tr>
         <w:trPr>
+          <w:trHeight w:val="302"/>
           <w:jc w:val="center"/>
         </w:trPr>
         <w:tc>
           <w:tcPr>
-            <w:tcW w:w="994" w:type="dxa"/>
+            <w:tcW w:w="774" w:type="dxa"/>
           </w:tcPr>
           <w:p>
             <w:pPr>
@@ -3979,7 +4203,7 @@
         </w:tc>
         <w:tc>
           <w:tcPr>
-            <w:tcW w:w="1633" w:type="dxa"/>
+            <w:tcW w:w="1272" w:type="dxa"/>
           </w:tcPr>
           <w:p>
             <w:pPr>
@@ -3998,7 +4222,7 @@
         </w:tc>
         <w:tc>
           <w:tcPr>
-            <w:tcW w:w="2414" w:type="dxa"/>
+            <w:tcW w:w="1882" w:type="dxa"/>
           </w:tcPr>
           <w:p>
             <w:pPr>
@@ -4016,7 +4240,7 @@
         </w:tc>
         <w:tc>
           <w:tcPr>
-            <w:tcW w:w="994" w:type="dxa"/>
+            <w:tcW w:w="774" w:type="dxa"/>
           </w:tcPr>
           <w:p>
             <w:pPr>
@@ -4035,7 +4259,7 @@
         </w:tc>
         <w:tc>
           <w:tcPr>
-            <w:tcW w:w="1633" w:type="dxa"/>
+            <w:tcW w:w="1272" w:type="dxa"/>
           </w:tcPr>
           <w:p>
             <w:pPr>
@@ -4054,7 +4278,7 @@
         </w:tc>
         <w:tc>
           <w:tcPr>
-            <w:tcW w:w="2414" w:type="dxa"/>
+            <w:tcW w:w="1882" w:type="dxa"/>
           </w:tcPr>
           <w:p>
             <w:pPr>
@@ -4067,17 +4291,33 @@
                 <w:sz w:val="17"/>
               </w:rPr>
               <w:t>addi x5, x5, -1</w:t>
+            </w:r>
+          </w:p>
+        </w:tc>
+        <w:tc>
+          <w:tcPr>
+            <w:tcW w:w="2754" w:type="dxa"/>
+          </w:tcPr>
+          <w:p>
+            <w:r>
+              <w:rPr>
+                <w:rFonts w:ascii="Times New Roman" w:hAnsi="Times New Roman" w:cs="Times New Roman"/>
+                <w:sz w:val="26"/>
+                <w:szCs w:val="26"/>
+              </w:rPr>
+              <w:t>Совпало</w:t>
             </w:r>
           </w:p>
         </w:tc>
       </w:tr>
       <w:tr>
         <w:trPr>
+          <w:trHeight w:val="314"/>
           <w:jc w:val="center"/>
         </w:trPr>
         <w:tc>
           <w:tcPr>
-            <w:tcW w:w="994" w:type="dxa"/>
+            <w:tcW w:w="774" w:type="dxa"/>
           </w:tcPr>
           <w:p>
             <w:pPr>
@@ -4096,7 +4336,7 @@
         </w:tc>
         <w:tc>
           <w:tcPr>
-            <w:tcW w:w="1633" w:type="dxa"/>
+            <w:tcW w:w="1272" w:type="dxa"/>
           </w:tcPr>
           <w:p>
             <w:pPr>
@@ -4115,7 +4355,7 @@
         </w:tc>
         <w:tc>
           <w:tcPr>
-            <w:tcW w:w="2414" w:type="dxa"/>
+            <w:tcW w:w="1882" w:type="dxa"/>
           </w:tcPr>
           <w:p>
             <w:pPr>
@@ -4133,7 +4373,7 @@
         </w:tc>
         <w:tc>
           <w:tcPr>
-            <w:tcW w:w="994" w:type="dxa"/>
+            <w:tcW w:w="774" w:type="dxa"/>
           </w:tcPr>
           <w:p>
             <w:pPr>
@@ -4152,7 +4392,7 @@
         </w:tc>
         <w:tc>
           <w:tcPr>
-            <w:tcW w:w="1633" w:type="dxa"/>
+            <w:tcW w:w="1272" w:type="dxa"/>
           </w:tcPr>
           <w:p>
             <w:pPr>
@@ -4171,7 +4411,7 @@
         </w:tc>
         <w:tc>
           <w:tcPr>
-            <w:tcW w:w="2414" w:type="dxa"/>
+            <w:tcW w:w="1882" w:type="dxa"/>
           </w:tcPr>
           <w:p>
             <w:pPr>
@@ -4184,17 +4424,33 @@
                 <w:sz w:val="17"/>
               </w:rPr>
               <w:t>beq x0, x0, loop</w:t>
+            </w:r>
+          </w:p>
+        </w:tc>
+        <w:tc>
+          <w:tcPr>
+            <w:tcW w:w="2754" w:type="dxa"/>
+          </w:tcPr>
+          <w:p>
+            <w:r>
+              <w:rPr>
+                <w:rFonts w:ascii="Times New Roman" w:hAnsi="Times New Roman" w:cs="Times New Roman"/>
+                <w:sz w:val="26"/>
+                <w:szCs w:val="26"/>
+              </w:rPr>
+              <w:t>Совпало</w:t>
             </w:r>
           </w:p>
         </w:tc>
       </w:tr>
       <w:tr>
         <w:trPr>
+          <w:trHeight w:val="314"/>
           <w:jc w:val="center"/>
         </w:trPr>
         <w:tc>
           <w:tcPr>
-            <w:tcW w:w="994" w:type="dxa"/>
+            <w:tcW w:w="774" w:type="dxa"/>
           </w:tcPr>
           <w:p>
             <w:pPr>
@@ -4213,7 +4469,7 @@
         </w:tc>
         <w:tc>
           <w:tcPr>
-            <w:tcW w:w="1633" w:type="dxa"/>
+            <w:tcW w:w="1272" w:type="dxa"/>
           </w:tcPr>
           <w:p>
             <w:pPr>
@@ -4232,7 +4488,7 @@
         </w:tc>
         <w:tc>
           <w:tcPr>
-            <w:tcW w:w="2414" w:type="dxa"/>
+            <w:tcW w:w="1882" w:type="dxa"/>
           </w:tcPr>
           <w:p>
             <w:pPr>
@@ -4250,7 +4506,7 @@
         </w:tc>
         <w:tc>
           <w:tcPr>
-            <w:tcW w:w="994" w:type="dxa"/>
+            <w:tcW w:w="774" w:type="dxa"/>
           </w:tcPr>
           <w:p>
             <w:pPr>
@@ -4269,7 +4525,7 @@
         </w:tc>
         <w:tc>
           <w:tcPr>
-            <w:tcW w:w="1633" w:type="dxa"/>
+            <w:tcW w:w="1272" w:type="dxa"/>
           </w:tcPr>
           <w:p>
             <w:pPr>
@@ -4288,7 +4544,7 @@
         </w:tc>
         <w:tc>
           <w:tcPr>
-            <w:tcW w:w="2414" w:type="dxa"/>
+            <w:tcW w:w="1882" w:type="dxa"/>
           </w:tcPr>
           <w:p>
             <w:pPr>
@@ -4301,17 +4557,33 @@
                 <w:sz w:val="17"/>
               </w:rPr>
               <w:t>addi x17, x0, 10</w:t>
+            </w:r>
+          </w:p>
+        </w:tc>
+        <w:tc>
+          <w:tcPr>
+            <w:tcW w:w="2754" w:type="dxa"/>
+          </w:tcPr>
+          <w:p>
+            <w:r>
+              <w:rPr>
+                <w:rFonts w:ascii="Times New Roman" w:hAnsi="Times New Roman" w:cs="Times New Roman"/>
+                <w:sz w:val="26"/>
+                <w:szCs w:val="26"/>
+              </w:rPr>
+              <w:t>Совпало</w:t>
             </w:r>
           </w:p>
         </w:tc>
       </w:tr>
       <w:tr>
         <w:trPr>
+          <w:trHeight w:val="302"/>
           <w:jc w:val="center"/>
         </w:trPr>
         <w:tc>
           <w:tcPr>
-            <w:tcW w:w="994" w:type="dxa"/>
+            <w:tcW w:w="774" w:type="dxa"/>
           </w:tcPr>
           <w:p>
             <w:pPr>
@@ -4329,7 +4601,7 @@
         </w:tc>
         <w:tc>
           <w:tcPr>
-            <w:tcW w:w="1633" w:type="dxa"/>
+            <w:tcW w:w="1272" w:type="dxa"/>
           </w:tcPr>
           <w:p>
             <w:pPr>
@@ -4347,7 +4619,7 @@
         </w:tc>
         <w:tc>
           <w:tcPr>
-            <w:tcW w:w="2414" w:type="dxa"/>
+            <w:tcW w:w="1882" w:type="dxa"/>
           </w:tcPr>
           <w:p>
             <w:pPr>
@@ -4364,7 +4636,7 @@
         </w:tc>
         <w:tc>
           <w:tcPr>
-            <w:tcW w:w="994" w:type="dxa"/>
+            <w:tcW w:w="774" w:type="dxa"/>
           </w:tcPr>
           <w:p>
             <w:pPr>
@@ -4382,7 +4654,7 @@
         </w:tc>
         <w:tc>
           <w:tcPr>
-            <w:tcW w:w="1633" w:type="dxa"/>
+            <w:tcW w:w="1272" w:type="dxa"/>
           </w:tcPr>
           <w:p>
             <w:pPr>
@@ -4400,7 +4672,7 @@
         </w:tc>
         <w:tc>
           <w:tcPr>
-            <w:tcW w:w="2414" w:type="dxa"/>
+            <w:tcW w:w="1882" w:type="dxa"/>
           </w:tcPr>
           <w:p>
             <w:pPr>
@@ -4412,6 +4684,21 @@
                 <w:sz w:val="17"/>
               </w:rPr>
               <w:t>ecall</w:t>
+            </w:r>
+          </w:p>
+        </w:tc>
+        <w:tc>
+          <w:tcPr>
+            <w:tcW w:w="2754" w:type="dxa"/>
+          </w:tcPr>
+          <w:p>
+            <w:r>
+              <w:rPr>
+                <w:rFonts w:ascii="Times New Roman" w:hAnsi="Times New Roman" w:cs="Times New Roman"/>
+                <w:sz w:val="26"/>
+                <w:szCs w:val="26"/>
+              </w:rPr>
+              <w:t>Совпало</w:t>
             </w:r>
           </w:p>
         </w:tc>
@@ -4443,27 +4730,29 @@
     <w:tbl>
       <w:tblPr>
         <w:tblStyle w:val="a3"/>
-        <w:tblW w:w="10080" w:type="dxa"/>
+        <w:tblW w:w="10671" w:type="dxa"/>
         <w:jc w:val="center"/>
         <w:tblLayout w:type="fixed"/>
         <w:tblLook w:val="04A0" w:firstRow="1" w:lastRow="0" w:firstColumn="1" w:lastColumn="0" w:noHBand="0" w:noVBand="1"/>
       </w:tblPr>
       <w:tblGrid>
-        <w:gridCol w:w="1120"/>
-        <w:gridCol w:w="3200"/>
-        <w:gridCol w:w="960"/>
-        <w:gridCol w:w="2560"/>
-        <w:gridCol w:w="1120"/>
-        <w:gridCol w:w="1120"/>
+        <w:gridCol w:w="1067"/>
+        <w:gridCol w:w="2305"/>
+        <w:gridCol w:w="1018"/>
+        <w:gridCol w:w="1842"/>
+        <w:gridCol w:w="1418"/>
+        <w:gridCol w:w="1417"/>
+        <w:gridCol w:w="1604"/>
       </w:tblGrid>
       <w:tr>
         <w:trPr>
+          <w:trHeight w:val="657"/>
           <w:tblHeader/>
           <w:jc w:val="center"/>
         </w:trPr>
         <w:tc>
           <w:tcPr>
-            <w:tcW w:w="1120" w:type="dxa"/>
+            <w:tcW w:w="1067" w:type="dxa"/>
             <w:shd w:val="clear" w:color="auto" w:fill="EFEFEF"/>
           </w:tcPr>
           <w:p>
@@ -4484,7 +4773,7 @@
         </w:tc>
         <w:tc>
           <w:tcPr>
-            <w:tcW w:w="3200" w:type="dxa"/>
+            <w:tcW w:w="2305" w:type="dxa"/>
             <w:shd w:val="clear" w:color="auto" w:fill="EFEFEF"/>
           </w:tcPr>
           <w:p>
@@ -4505,7 +4794,7 @@
         </w:tc>
         <w:tc>
           <w:tcPr>
-            <w:tcW w:w="960" w:type="dxa"/>
+            <w:tcW w:w="1018" w:type="dxa"/>
             <w:shd w:val="clear" w:color="auto" w:fill="EFEFEF"/>
           </w:tcPr>
           <w:p>
@@ -4526,7 +4815,7 @@
         </w:tc>
         <w:tc>
           <w:tcPr>
-            <w:tcW w:w="2560" w:type="dxa"/>
+            <w:tcW w:w="1842" w:type="dxa"/>
             <w:shd w:val="clear" w:color="auto" w:fill="EFEFEF"/>
           </w:tcPr>
           <w:p>
@@ -4547,7 +4836,7 @@
         </w:tc>
         <w:tc>
           <w:tcPr>
-            <w:tcW w:w="1120" w:type="dxa"/>
+            <w:tcW w:w="1418" w:type="dxa"/>
             <w:shd w:val="clear" w:color="auto" w:fill="EFEFEF"/>
           </w:tcPr>
           <w:p>
@@ -4568,7 +4857,7 @@
         </w:tc>
         <w:tc>
           <w:tcPr>
-            <w:tcW w:w="1120" w:type="dxa"/>
+            <w:tcW w:w="1417" w:type="dxa"/>
             <w:shd w:val="clear" w:color="auto" w:fill="EFEFEF"/>
           </w:tcPr>
           <w:p>
@@ -4584,17 +4873,46 @@
                 <w:sz w:val="19"/>
               </w:rPr>
               <w:t>x6</w:t>
+            </w:r>
+          </w:p>
+        </w:tc>
+        <w:tc>
+          <w:tcPr>
+            <w:tcW w:w="1604" w:type="dxa"/>
+            <w:shd w:val="clear" w:color="auto" w:fill="EFEFEF"/>
+          </w:tcPr>
+          <w:p>
+            <w:pPr>
+              <w:keepNext/>
+              <w:spacing w:before="20" w:after="20" w:line="252" w:lineRule="auto"/>
+              <w:jc w:val="center"/>
+              <w:rPr>
+                <w:rFonts w:ascii="Arial" w:eastAsia="Arial" w:hAnsi="Arial" w:cs="Arial"/>
+                <w:b/>
+                <w:sz w:val="19"/>
+              </w:rPr>
+            </w:pPr>
+            <w:r>
+              <w:rPr>
+                <w:rFonts w:ascii="Times New Roman" w:hAnsi="Times New Roman" w:cs="Times New Roman"/>
+                <w:b/>
+                <w:bCs/>
+                <w:sz w:val="26"/>
+                <w:szCs w:val="26"/>
+              </w:rPr>
+              <w:t>Проверка</w:t>
             </w:r>
           </w:p>
         </w:tc>
       </w:tr>
       <w:tr>
         <w:trPr>
+          <w:trHeight w:val="657"/>
           <w:jc w:val="center"/>
         </w:trPr>
         <w:tc>
           <w:tcPr>
-            <w:tcW w:w="1120" w:type="dxa"/>
+            <w:tcW w:w="1067" w:type="dxa"/>
           </w:tcPr>
           <w:p>
             <w:pPr>
@@ -4613,7 +4931,7 @@
         </w:tc>
         <w:tc>
           <w:tcPr>
-            <w:tcW w:w="3200" w:type="dxa"/>
+            <w:tcW w:w="2305" w:type="dxa"/>
           </w:tcPr>
           <w:p>
             <w:pPr>
@@ -4631,7 +4949,7 @@
         </w:tc>
         <w:tc>
           <w:tcPr>
-            <w:tcW w:w="960" w:type="dxa"/>
+            <w:tcW w:w="1018" w:type="dxa"/>
             <w:shd w:val="clear" w:color="auto" w:fill="DCE7F1"/>
           </w:tcPr>
           <w:p>
@@ -4653,7 +4971,7 @@
         </w:tc>
         <w:tc>
           <w:tcPr>
-            <w:tcW w:w="2560" w:type="dxa"/>
+            <w:tcW w:w="1842" w:type="dxa"/>
           </w:tcPr>
           <w:p>
             <w:pPr>
@@ -4672,7 +4990,7 @@
         </w:tc>
         <w:tc>
           <w:tcPr>
-            <w:tcW w:w="1120" w:type="dxa"/>
+            <w:tcW w:w="1418" w:type="dxa"/>
           </w:tcPr>
           <w:p>
             <w:pPr>
@@ -4691,7 +5009,7 @@
         </w:tc>
         <w:tc>
           <w:tcPr>
-            <w:tcW w:w="1120" w:type="dxa"/>
+            <w:tcW w:w="1417" w:type="dxa"/>
           </w:tcPr>
           <w:p>
             <w:pPr>
@@ -4705,17 +5023,42 @@
                 <w:sz w:val="19"/>
               </w:rPr>
               <w:t>0</w:t>
+            </w:r>
+          </w:p>
+        </w:tc>
+        <w:tc>
+          <w:tcPr>
+            <w:tcW w:w="1604" w:type="dxa"/>
+          </w:tcPr>
+          <w:p>
+            <w:pPr>
+              <w:keepNext/>
+              <w:spacing w:before="20" w:after="20" w:line="252" w:lineRule="auto"/>
+              <w:jc w:val="center"/>
+              <w:rPr>
+                <w:rFonts w:ascii="Arial" w:eastAsia="Arial" w:hAnsi="Arial" w:cs="Arial"/>
+                <w:sz w:val="19"/>
+              </w:rPr>
+            </w:pPr>
+            <w:r>
+              <w:rPr>
+                <w:rFonts w:ascii="Times New Roman" w:hAnsi="Times New Roman" w:cs="Times New Roman"/>
+                <w:sz w:val="26"/>
+                <w:szCs w:val="26"/>
+              </w:rPr>
+              <w:t>Совпало</w:t>
             </w:r>
           </w:p>
         </w:tc>
       </w:tr>
       <w:tr>
         <w:trPr>
+          <w:trHeight w:val="657"/>
           <w:jc w:val="center"/>
         </w:trPr>
         <w:tc>
           <w:tcPr>
-            <w:tcW w:w="1120" w:type="dxa"/>
+            <w:tcW w:w="1067" w:type="dxa"/>
           </w:tcPr>
           <w:p>
             <w:pPr>
@@ -4734,7 +5077,7 @@
         </w:tc>
         <w:tc>
           <w:tcPr>
-            <w:tcW w:w="3200" w:type="dxa"/>
+            <w:tcW w:w="2305" w:type="dxa"/>
           </w:tcPr>
           <w:p>
             <w:pPr>
@@ -4752,7 +5095,7 @@
         </w:tc>
         <w:tc>
           <w:tcPr>
-            <w:tcW w:w="960" w:type="dxa"/>
+            <w:tcW w:w="1018" w:type="dxa"/>
           </w:tcPr>
           <w:p>
             <w:pPr>
@@ -4771,7 +5114,7 @@
         </w:tc>
         <w:tc>
           <w:tcPr>
-            <w:tcW w:w="2560" w:type="dxa"/>
+            <w:tcW w:w="1842" w:type="dxa"/>
           </w:tcPr>
           <w:p>
             <w:pPr>
@@ -4790,7 +5133,7 @@
         </w:tc>
         <w:tc>
           <w:tcPr>
-            <w:tcW w:w="1120" w:type="dxa"/>
+            <w:tcW w:w="1418" w:type="dxa"/>
           </w:tcPr>
           <w:p>
             <w:pPr>
@@ -4809,7 +5152,7 @@
         </w:tc>
         <w:tc>
           <w:tcPr>
-            <w:tcW w:w="1120" w:type="dxa"/>
+            <w:tcW w:w="1417" w:type="dxa"/>
           </w:tcPr>
           <w:p>
             <w:pPr>
@@ -4823,17 +5166,42 @@
                 <w:sz w:val="19"/>
               </w:rPr>
               <w:t>3</w:t>
+            </w:r>
+          </w:p>
+        </w:tc>
+        <w:tc>
+          <w:tcPr>
+            <w:tcW w:w="1604" w:type="dxa"/>
+          </w:tcPr>
+          <w:p>
+            <w:pPr>
+              <w:keepNext/>
+              <w:spacing w:before="20" w:after="20" w:line="252" w:lineRule="auto"/>
+              <w:jc w:val="center"/>
+              <w:rPr>
+                <w:rFonts w:ascii="Arial" w:eastAsia="Arial" w:hAnsi="Arial" w:cs="Arial"/>
+                <w:sz w:val="19"/>
+              </w:rPr>
+            </w:pPr>
+            <w:r>
+              <w:rPr>
+                <w:rFonts w:ascii="Times New Roman" w:hAnsi="Times New Roman" w:cs="Times New Roman"/>
+                <w:sz w:val="26"/>
+                <w:szCs w:val="26"/>
+              </w:rPr>
+              <w:t>Совпало</w:t>
             </w:r>
           </w:p>
         </w:tc>
       </w:tr>
       <w:tr>
         <w:trPr>
+          <w:trHeight w:val="668"/>
           <w:jc w:val="center"/>
         </w:trPr>
         <w:tc>
           <w:tcPr>
-            <w:tcW w:w="1120" w:type="dxa"/>
+            <w:tcW w:w="1067" w:type="dxa"/>
           </w:tcPr>
           <w:p>
             <w:pPr>
@@ -4852,7 +5220,7 @@
         </w:tc>
         <w:tc>
           <w:tcPr>
-            <w:tcW w:w="3200" w:type="dxa"/>
+            <w:tcW w:w="2305" w:type="dxa"/>
           </w:tcPr>
           <w:p>
             <w:pPr>
@@ -4870,7 +5238,7 @@
         </w:tc>
         <w:tc>
           <w:tcPr>
-            <w:tcW w:w="960" w:type="dxa"/>
+            <w:tcW w:w="1018" w:type="dxa"/>
           </w:tcPr>
           <w:p>
             <w:pPr>
@@ -4889,7 +5257,7 @@
         </w:tc>
         <w:tc>
           <w:tcPr>
-            <w:tcW w:w="2560" w:type="dxa"/>
+            <w:tcW w:w="1842" w:type="dxa"/>
           </w:tcPr>
           <w:p>
             <w:pPr>
@@ -4908,7 +5276,7 @@
         </w:tc>
         <w:tc>
           <w:tcPr>
-            <w:tcW w:w="1120" w:type="dxa"/>
+            <w:tcW w:w="1418" w:type="dxa"/>
           </w:tcPr>
           <w:p>
             <w:pPr>
@@ -4927,7 +5295,7 @@
         </w:tc>
         <w:tc>
           <w:tcPr>
-            <w:tcW w:w="1120" w:type="dxa"/>
+            <w:tcW w:w="1417" w:type="dxa"/>
           </w:tcPr>
           <w:p>
             <w:pPr>
@@ -4941,17 +5309,42 @@
                 <w:sz w:val="19"/>
               </w:rPr>
               <w:t>5</w:t>
+            </w:r>
+          </w:p>
+        </w:tc>
+        <w:tc>
+          <w:tcPr>
+            <w:tcW w:w="1604" w:type="dxa"/>
+          </w:tcPr>
+          <w:p>
+            <w:pPr>
+              <w:keepNext/>
+              <w:spacing w:before="20" w:after="20" w:line="252" w:lineRule="auto"/>
+              <w:jc w:val="center"/>
+              <w:rPr>
+                <w:rFonts w:ascii="Arial" w:eastAsia="Arial" w:hAnsi="Arial" w:cs="Arial"/>
+                <w:sz w:val="19"/>
+              </w:rPr>
+            </w:pPr>
+            <w:r>
+              <w:rPr>
+                <w:rFonts w:ascii="Times New Roman" w:hAnsi="Times New Roman" w:cs="Times New Roman"/>
+                <w:sz w:val="26"/>
+                <w:szCs w:val="26"/>
+              </w:rPr>
+              <w:t>Совпало</w:t>
             </w:r>
           </w:p>
         </w:tc>
       </w:tr>
       <w:tr>
         <w:trPr>
+          <w:trHeight w:val="657"/>
           <w:jc w:val="center"/>
         </w:trPr>
         <w:tc>
           <w:tcPr>
-            <w:tcW w:w="1120" w:type="dxa"/>
+            <w:tcW w:w="1067" w:type="dxa"/>
           </w:tcPr>
           <w:p>
             <w:pPr>
@@ -4970,7 +5363,7 @@
         </w:tc>
         <w:tc>
           <w:tcPr>
-            <w:tcW w:w="3200" w:type="dxa"/>
+            <w:tcW w:w="2305" w:type="dxa"/>
           </w:tcPr>
           <w:p>
             <w:pPr>
@@ -4988,7 +5381,7 @@
         </w:tc>
         <w:tc>
           <w:tcPr>
-            <w:tcW w:w="960" w:type="dxa"/>
+            <w:tcW w:w="1018" w:type="dxa"/>
           </w:tcPr>
           <w:p>
             <w:pPr>
@@ -5007,7 +5400,7 @@
         </w:tc>
         <w:tc>
           <w:tcPr>
-            <w:tcW w:w="2560" w:type="dxa"/>
+            <w:tcW w:w="1842" w:type="dxa"/>
           </w:tcPr>
           <w:p>
             <w:pPr>
@@ -5026,7 +5419,7 @@
         </w:tc>
         <w:tc>
           <w:tcPr>
-            <w:tcW w:w="1120" w:type="dxa"/>
+            <w:tcW w:w="1418" w:type="dxa"/>
           </w:tcPr>
           <w:p>
             <w:pPr>
@@ -5045,7 +5438,7 @@
         </w:tc>
         <w:tc>
           <w:tcPr>
-            <w:tcW w:w="1120" w:type="dxa"/>
+            <w:tcW w:w="1417" w:type="dxa"/>
           </w:tcPr>
           <w:p>
             <w:pPr>
@@ -5059,17 +5452,42 @@
                 <w:sz w:val="19"/>
               </w:rPr>
               <w:t>6</w:t>
+            </w:r>
+          </w:p>
+        </w:tc>
+        <w:tc>
+          <w:tcPr>
+            <w:tcW w:w="1604" w:type="dxa"/>
+          </w:tcPr>
+          <w:p>
+            <w:pPr>
+              <w:keepNext/>
+              <w:spacing w:before="20" w:after="20" w:line="252" w:lineRule="auto"/>
+              <w:jc w:val="center"/>
+              <w:rPr>
+                <w:rFonts w:ascii="Arial" w:eastAsia="Arial" w:hAnsi="Arial" w:cs="Arial"/>
+                <w:sz w:val="19"/>
+              </w:rPr>
+            </w:pPr>
+            <w:r>
+              <w:rPr>
+                <w:rFonts w:ascii="Times New Roman" w:hAnsi="Times New Roman" w:cs="Times New Roman"/>
+                <w:sz w:val="26"/>
+                <w:szCs w:val="26"/>
+              </w:rPr>
+              <w:t>Совпало</w:t>
             </w:r>
           </w:p>
         </w:tc>
       </w:tr>
       <w:tr>
         <w:trPr>
+          <w:trHeight w:val="657"/>
           <w:jc w:val="center"/>
         </w:trPr>
         <w:tc>
           <w:tcPr>
-            <w:tcW w:w="1120" w:type="dxa"/>
+            <w:tcW w:w="1067" w:type="dxa"/>
           </w:tcPr>
           <w:p>
             <w:pPr>
@@ -5088,7 +5506,7 @@
         </w:tc>
         <w:tc>
           <w:tcPr>
-            <w:tcW w:w="3200" w:type="dxa"/>
+            <w:tcW w:w="2305" w:type="dxa"/>
           </w:tcPr>
           <w:p>
             <w:pPr>
@@ -5106,7 +5524,7 @@
         </w:tc>
         <w:tc>
           <w:tcPr>
-            <w:tcW w:w="960" w:type="dxa"/>
+            <w:tcW w:w="1018" w:type="dxa"/>
             <w:shd w:val="clear" w:color="auto" w:fill="F6DEDC"/>
           </w:tcPr>
           <w:p>
@@ -5128,7 +5546,7 @@
         </w:tc>
         <w:tc>
           <w:tcPr>
-            <w:tcW w:w="2560" w:type="dxa"/>
+            <w:tcW w:w="1842" w:type="dxa"/>
             <w:shd w:val="clear" w:color="auto" w:fill="F6DEDC"/>
           </w:tcPr>
           <w:p>
@@ -5150,7 +5568,7 @@
         </w:tc>
         <w:tc>
           <w:tcPr>
-            <w:tcW w:w="1120" w:type="dxa"/>
+            <w:tcW w:w="1418" w:type="dxa"/>
           </w:tcPr>
           <w:p>
             <w:pPr>
@@ -5169,7 +5587,7 @@
         </w:tc>
         <w:tc>
           <w:tcPr>
-            <w:tcW w:w="1120" w:type="dxa"/>
+            <w:tcW w:w="1417" w:type="dxa"/>
           </w:tcPr>
           <w:p>
             <w:pPr>
@@ -5183,17 +5601,42 @@
                 <w:sz w:val="19"/>
               </w:rPr>
               <w:t>6</w:t>
+            </w:r>
+          </w:p>
+        </w:tc>
+        <w:tc>
+          <w:tcPr>
+            <w:tcW w:w="1604" w:type="dxa"/>
+          </w:tcPr>
+          <w:p>
+            <w:pPr>
+              <w:keepNext/>
+              <w:spacing w:before="20" w:after="20" w:line="252" w:lineRule="auto"/>
+              <w:jc w:val="center"/>
+              <w:rPr>
+                <w:rFonts w:ascii="Arial" w:eastAsia="Arial" w:hAnsi="Arial" w:cs="Arial"/>
+                <w:sz w:val="19"/>
+              </w:rPr>
+            </w:pPr>
+            <w:r>
+              <w:rPr>
+                <w:rFonts w:ascii="Times New Roman" w:hAnsi="Times New Roman" w:cs="Times New Roman"/>
+                <w:sz w:val="26"/>
+                <w:szCs w:val="26"/>
+              </w:rPr>
+              <w:t>Совпало</w:t>
             </w:r>
           </w:p>
         </w:tc>
       </w:tr>
       <w:tr>
         <w:trPr>
+          <w:trHeight w:val="657"/>
           <w:jc w:val="center"/>
         </w:trPr>
         <w:tc>
           <w:tcPr>
-            <w:tcW w:w="1120" w:type="dxa"/>
+            <w:tcW w:w="1067" w:type="dxa"/>
           </w:tcPr>
           <w:p>
             <w:pPr>
@@ -5211,7 +5654,7 @@
         </w:tc>
         <w:tc>
           <w:tcPr>
-            <w:tcW w:w="3200" w:type="dxa"/>
+            <w:tcW w:w="2305" w:type="dxa"/>
           </w:tcPr>
           <w:p>
             <w:pPr>
@@ -5228,7 +5671,7 @@
         </w:tc>
         <w:tc>
           <w:tcPr>
-            <w:tcW w:w="960" w:type="dxa"/>
+            <w:tcW w:w="1018" w:type="dxa"/>
           </w:tcPr>
           <w:p>
             <w:pPr>
@@ -5246,7 +5689,7 @@
         </w:tc>
         <w:tc>
           <w:tcPr>
-            <w:tcW w:w="2560" w:type="dxa"/>
+            <w:tcW w:w="1842" w:type="dxa"/>
           </w:tcPr>
           <w:p>
             <w:pPr>
@@ -5264,7 +5707,7 @@
         </w:tc>
         <w:tc>
           <w:tcPr>
-            <w:tcW w:w="1120" w:type="dxa"/>
+            <w:tcW w:w="1418" w:type="dxa"/>
           </w:tcPr>
           <w:p>
             <w:pPr>
@@ -5282,7 +5725,7 @@
         </w:tc>
         <w:tc>
           <w:tcPr>
-            <w:tcW w:w="1120" w:type="dxa"/>
+            <w:tcW w:w="1417" w:type="dxa"/>
           </w:tcPr>
           <w:p>
             <w:pPr>
@@ -5295,6 +5738,29 @@
                 <w:sz w:val="19"/>
               </w:rPr>
               <w:t>6</w:t>
+            </w:r>
+          </w:p>
+        </w:tc>
+        <w:tc>
+          <w:tcPr>
+            <w:tcW w:w="1604" w:type="dxa"/>
+          </w:tcPr>
+          <w:p>
+            <w:pPr>
+              <w:spacing w:before="20" w:after="20" w:line="252" w:lineRule="auto"/>
+              <w:jc w:val="center"/>
+              <w:rPr>
+                <w:rFonts w:ascii="Arial" w:eastAsia="Arial" w:hAnsi="Arial" w:cs="Arial"/>
+                <w:sz w:val="19"/>
+              </w:rPr>
+            </w:pPr>
+            <w:r>
+              <w:rPr>
+                <w:rFonts w:ascii="Times New Roman" w:hAnsi="Times New Roman" w:cs="Times New Roman"/>
+                <w:sz w:val="26"/>
+                <w:szCs w:val="26"/>
+              </w:rPr>
+              <w:t>Совпало</w:t>
             </w:r>
           </w:p>
         </w:tc>
@@ -5357,8 +5823,10 @@
       </w:r>
       <w:r>
         <w:rPr>
-          <w:rFonts w:ascii="Arial" w:eastAsia="Arial" w:hAnsi="Arial" w:cs="Arial"/>
+          <w:rFonts w:ascii="Times New Roman" w:eastAsia="Arial" w:hAnsi="Times New Roman" w:cs="Times New Roman"/>
           <w:b/>
+          <w:sz w:val="26"/>
+          <w:szCs w:val="26"/>
         </w:rPr>
         <w:t>Сумма двух чисел из памяти</w:t>
       </w:r>
@@ -5369,26 +5837,32 @@
         <w:spacing w:before="140" w:after="40" w:line="252" w:lineRule="auto"/>
         <w:rPr>
           <w:rFonts w:ascii="Times New Roman" w:hAnsi="Times New Roman" w:cs="Times New Roman"/>
+          <w:b/>
+          <w:bCs/>
+          <w:sz w:val="26"/>
+          <w:szCs w:val="26"/>
+          <w:lang w:val="en-US"/>
+        </w:rPr>
+      </w:pPr>
+      <w:r>
+        <w:rPr>
+          <w:rFonts w:ascii="Times New Roman" w:hAnsi="Times New Roman" w:cs="Times New Roman"/>
+          <w:b/>
+          <w:bCs/>
           <w:sz w:val="26"/>
           <w:szCs w:val="26"/>
           <w:lang w:val="ru-RU"/>
         </w:rPr>
-      </w:pPr>
+        <w:t>Программа</w:t>
+      </w:r>
       <w:r>
         <w:rPr>
           <w:rFonts w:ascii="Times New Roman" w:hAnsi="Times New Roman" w:cs="Times New Roman"/>
-          <w:sz w:val="26"/>
-          <w:szCs w:val="26"/>
-          <w:lang w:val="ru-RU"/>
-        </w:rPr>
-        <w:t>Программа</w:t>
-      </w:r>
-      <w:r>
-        <w:rPr>
-          <w:rFonts w:ascii="Times New Roman" w:hAnsi="Times New Roman" w:cs="Times New Roman"/>
-          <w:sz w:val="26"/>
-          <w:szCs w:val="26"/>
-          <w:lang w:val="ru-RU"/>
+          <w:b/>
+          <w:bCs/>
+          <w:sz w:val="26"/>
+          <w:szCs w:val="26"/>
+          <w:lang w:val="en-US"/>
         </w:rPr>
         <w:t>:</w:t>
       </w:r>
@@ -5432,7 +5906,27 @@
           <w:szCs w:val="26"/>
           <w:lang w:val="en-US"/>
         </w:rPr>
-        <w:t>nums: .word 17, 25, 0</w:t>
+        <w:t>nums</w:t>
+      </w:r>
+      <w:proofErr w:type="gramStart"/>
+      <w:r>
+        <w:rPr>
+          <w:rFonts w:ascii="Times New Roman" w:hAnsi="Times New Roman" w:cs="Times New Roman"/>
+          <w:sz w:val="26"/>
+          <w:szCs w:val="26"/>
+          <w:lang w:val="en-US"/>
+        </w:rPr>
+        <w:t>: .word</w:t>
+      </w:r>
+      <w:proofErr w:type="gramEnd"/>
+      <w:r>
+        <w:rPr>
+          <w:rFonts w:ascii="Times New Roman" w:hAnsi="Times New Roman" w:cs="Times New Roman"/>
+          <w:sz w:val="26"/>
+          <w:szCs w:val="26"/>
+          <w:lang w:val="en-US"/>
+        </w:rPr>
+        <w:t xml:space="preserve"> 17, 25, 0</w:t>
       </w:r>
     </w:p>
     <w:p>
@@ -5479,6 +5973,7 @@
           <w:lang w:val="en-US"/>
         </w:rPr>
       </w:pPr>
+      <w:proofErr w:type="gramStart"/>
       <w:r>
         <w:rPr>
           <w:rFonts w:ascii="Times New Roman" w:hAnsi="Times New Roman" w:cs="Times New Roman"/>
@@ -5486,7 +5981,17 @@
           <w:szCs w:val="26"/>
           <w:lang w:val="en-US"/>
         </w:rPr>
-        <w:t>lui  x6, %hi(nums)</w:t>
+        <w:t>lui  x</w:t>
+      </w:r>
+      <w:proofErr w:type="gramEnd"/>
+      <w:r>
+        <w:rPr>
+          <w:rFonts w:ascii="Times New Roman" w:hAnsi="Times New Roman" w:cs="Times New Roman"/>
+          <w:sz w:val="26"/>
+          <w:szCs w:val="26"/>
+          <w:lang w:val="en-US"/>
+        </w:rPr>
+        <w:t>6, %hi(nums)</w:t>
       </w:r>
     </w:p>
     <w:p>
@@ -5563,6 +6068,7 @@
           <w:lang w:val="en-US"/>
         </w:rPr>
       </w:pPr>
+      <w:proofErr w:type="gramStart"/>
       <w:r>
         <w:rPr>
           <w:rFonts w:ascii="Times New Roman" w:hAnsi="Times New Roman" w:cs="Times New Roman"/>
@@ -5570,7 +6076,17 @@
           <w:szCs w:val="26"/>
           <w:lang w:val="en-US"/>
         </w:rPr>
-        <w:t>add  x5, x5, x7</w:t>
+        <w:t>add  x</w:t>
+      </w:r>
+      <w:proofErr w:type="gramEnd"/>
+      <w:r>
+        <w:rPr>
+          <w:rFonts w:ascii="Times New Roman" w:hAnsi="Times New Roman" w:cs="Times New Roman"/>
+          <w:sz w:val="26"/>
+          <w:szCs w:val="26"/>
+          <w:lang w:val="en-US"/>
+        </w:rPr>
+        <w:t>5, x5, x7</w:t>
       </w:r>
     </w:p>
     <w:p>
@@ -5620,6 +6136,7 @@
       <w:r>
         <w:rPr>
           <w:rFonts w:ascii="Times New Roman" w:hAnsi="Times New Roman" w:cs="Times New Roman"/>
+          <w:noProof/>
           <w:sz w:val="26"/>
           <w:szCs w:val="26"/>
           <w:lang w:val="ru-RU"/>
@@ -7053,7 +7570,7 @@
           <w:b/>
           <w:sz w:val="26"/>
           <w:szCs w:val="26"/>
-          <w:lang w:val="en-US"/>
+          <w:lang w:val="ru-RU"/>
         </w:rPr>
       </w:pPr>
       <w:r>
@@ -7072,7 +7589,7 @@
           <w:b/>
           <w:sz w:val="26"/>
           <w:szCs w:val="26"/>
-          <w:lang w:val="en-US"/>
+          <w:lang w:val="ru-RU"/>
         </w:rPr>
         <w:t>:</w:t>
       </w:r>
@@ -7318,6 +7835,7 @@
           <w:szCs w:val="24"/>
           <w:lang w:eastAsia="ru-KZ"/>
         </w:rPr>
+        <w:lastRenderedPageBreak/>
         <w:t>ecall</w:t>
       </w:r>
     </w:p>
@@ -7339,6 +7857,7 @@
           <w:rFonts w:ascii="Times New Roman" w:hAnsi="Times New Roman" w:cs="Times New Roman"/>
           <w:b/>
           <w:bCs/>
+          <w:noProof/>
           <w:sz w:val="26"/>
           <w:szCs w:val="26"/>
           <w:lang w:val="en-US"/>
@@ -7403,26 +7922,28 @@
     <w:tbl>
       <w:tblPr>
         <w:tblStyle w:val="a3"/>
-        <w:tblW w:w="10080" w:type="dxa"/>
+        <w:tblW w:w="10439" w:type="dxa"/>
         <w:jc w:val="center"/>
         <w:tblLayout w:type="fixed"/>
         <w:tblLook w:val="04A0" w:firstRow="1" w:lastRow="0" w:firstColumn="1" w:lastColumn="0" w:noHBand="0" w:noVBand="1"/>
       </w:tblPr>
       <w:tblGrid>
-        <w:gridCol w:w="1138"/>
-        <w:gridCol w:w="3739"/>
-        <w:gridCol w:w="1301"/>
-        <w:gridCol w:w="1301"/>
-        <w:gridCol w:w="2601"/>
+        <w:gridCol w:w="872"/>
+        <w:gridCol w:w="2867"/>
+        <w:gridCol w:w="998"/>
+        <w:gridCol w:w="998"/>
+        <w:gridCol w:w="1995"/>
+        <w:gridCol w:w="2709"/>
       </w:tblGrid>
       <w:tr>
         <w:trPr>
+          <w:trHeight w:val="243"/>
           <w:tblHeader/>
           <w:jc w:val="center"/>
         </w:trPr>
         <w:tc>
           <w:tcPr>
-            <w:tcW w:w="1138" w:type="dxa"/>
+            <w:tcW w:w="872" w:type="dxa"/>
             <w:shd w:val="clear" w:color="auto" w:fill="EFEFEF"/>
           </w:tcPr>
           <w:p>
@@ -7443,7 +7964,7 @@
         </w:tc>
         <w:tc>
           <w:tcPr>
-            <w:tcW w:w="3739" w:type="dxa"/>
+            <w:tcW w:w="2867" w:type="dxa"/>
             <w:shd w:val="clear" w:color="auto" w:fill="EFEFEF"/>
           </w:tcPr>
           <w:p>
@@ -7464,7 +7985,7 @@
         </w:tc>
         <w:tc>
           <w:tcPr>
-            <w:tcW w:w="1301" w:type="dxa"/>
+            <w:tcW w:w="998" w:type="dxa"/>
             <w:shd w:val="clear" w:color="auto" w:fill="EFEFEF"/>
           </w:tcPr>
           <w:p>
@@ -7485,7 +8006,7 @@
         </w:tc>
         <w:tc>
           <w:tcPr>
-            <w:tcW w:w="1301" w:type="dxa"/>
+            <w:tcW w:w="998" w:type="dxa"/>
             <w:shd w:val="clear" w:color="auto" w:fill="EFEFEF"/>
           </w:tcPr>
           <w:p>
@@ -7506,7 +8027,7 @@
         </w:tc>
         <w:tc>
           <w:tcPr>
-            <w:tcW w:w="2601" w:type="dxa"/>
+            <w:tcW w:w="1995" w:type="dxa"/>
             <w:shd w:val="clear" w:color="auto" w:fill="EFEFEF"/>
           </w:tcPr>
           <w:p>
@@ -7522,17 +8043,35 @@
                 <w:sz w:val="18"/>
               </w:rPr>
               <w:t>PC после такта</w:t>
+            </w:r>
+          </w:p>
+        </w:tc>
+        <w:tc>
+          <w:tcPr>
+            <w:tcW w:w="2709" w:type="dxa"/>
+          </w:tcPr>
+          <w:p>
+            <w:r>
+              <w:rPr>
+                <w:rFonts w:ascii="Times New Roman" w:hAnsi="Times New Roman" w:cs="Times New Roman"/>
+                <w:b/>
+                <w:bCs/>
+                <w:sz w:val="26"/>
+                <w:szCs w:val="26"/>
+              </w:rPr>
+              <w:t>Проверка</w:t>
             </w:r>
           </w:p>
         </w:tc>
       </w:tr>
       <w:tr>
         <w:trPr>
+          <w:trHeight w:val="233"/>
           <w:jc w:val="center"/>
         </w:trPr>
         <w:tc>
           <w:tcPr>
-            <w:tcW w:w="1138" w:type="dxa"/>
+            <w:tcW w:w="872" w:type="dxa"/>
           </w:tcPr>
           <w:p>
             <w:pPr>
@@ -7551,7 +8090,7 @@
         </w:tc>
         <w:tc>
           <w:tcPr>
-            <w:tcW w:w="3739" w:type="dxa"/>
+            <w:tcW w:w="2867" w:type="dxa"/>
           </w:tcPr>
           <w:p>
             <w:pPr>
@@ -7569,7 +8108,7 @@
         </w:tc>
         <w:tc>
           <w:tcPr>
-            <w:tcW w:w="1301" w:type="dxa"/>
+            <w:tcW w:w="998" w:type="dxa"/>
           </w:tcPr>
           <w:p>
             <w:pPr>
@@ -7588,7 +8127,7 @@
         </w:tc>
         <w:tc>
           <w:tcPr>
-            <w:tcW w:w="1301" w:type="dxa"/>
+            <w:tcW w:w="998" w:type="dxa"/>
           </w:tcPr>
           <w:p>
             <w:pPr>
@@ -7607,7 +8146,7 @@
         </w:tc>
         <w:tc>
           <w:tcPr>
-            <w:tcW w:w="2601" w:type="dxa"/>
+            <w:tcW w:w="1995" w:type="dxa"/>
           </w:tcPr>
           <w:p>
             <w:pPr>
@@ -7621,17 +8160,33 @@
                 <w:sz w:val="18"/>
               </w:rPr>
               <w:t>0x0C</w:t>
+            </w:r>
+          </w:p>
+        </w:tc>
+        <w:tc>
+          <w:tcPr>
+            <w:tcW w:w="2709" w:type="dxa"/>
+          </w:tcPr>
+          <w:p>
+            <w:r>
+              <w:rPr>
+                <w:rFonts w:ascii="Times New Roman" w:hAnsi="Times New Roman" w:cs="Times New Roman"/>
+                <w:sz w:val="26"/>
+                <w:szCs w:val="26"/>
+              </w:rPr>
+              <w:t>Совпало</w:t>
             </w:r>
           </w:p>
         </w:tc>
       </w:tr>
       <w:tr>
         <w:trPr>
+          <w:trHeight w:val="243"/>
           <w:jc w:val="center"/>
         </w:trPr>
         <w:tc>
           <w:tcPr>
-            <w:tcW w:w="1138" w:type="dxa"/>
+            <w:tcW w:w="872" w:type="dxa"/>
           </w:tcPr>
           <w:p>
             <w:pPr>
@@ -7650,7 +8205,7 @@
         </w:tc>
         <w:tc>
           <w:tcPr>
-            <w:tcW w:w="3739" w:type="dxa"/>
+            <w:tcW w:w="2867" w:type="dxa"/>
           </w:tcPr>
           <w:p>
             <w:pPr>
@@ -7668,7 +8223,7 @@
         </w:tc>
         <w:tc>
           <w:tcPr>
-            <w:tcW w:w="1301" w:type="dxa"/>
+            <w:tcW w:w="998" w:type="dxa"/>
           </w:tcPr>
           <w:p>
             <w:pPr>
@@ -7687,7 +8242,7 @@
         </w:tc>
         <w:tc>
           <w:tcPr>
-            <w:tcW w:w="1301" w:type="dxa"/>
+            <w:tcW w:w="998" w:type="dxa"/>
           </w:tcPr>
           <w:p>
             <w:pPr>
@@ -7706,7 +8261,7 @@
         </w:tc>
         <w:tc>
           <w:tcPr>
-            <w:tcW w:w="2601" w:type="dxa"/>
+            <w:tcW w:w="1995" w:type="dxa"/>
           </w:tcPr>
           <w:p>
             <w:pPr>
@@ -7720,17 +8275,33 @@
                 <w:sz w:val="18"/>
               </w:rPr>
               <w:t>0x0C</w:t>
+            </w:r>
+          </w:p>
+        </w:tc>
+        <w:tc>
+          <w:tcPr>
+            <w:tcW w:w="2709" w:type="dxa"/>
+          </w:tcPr>
+          <w:p>
+            <w:r>
+              <w:rPr>
+                <w:rFonts w:ascii="Times New Roman" w:hAnsi="Times New Roman" w:cs="Times New Roman"/>
+                <w:sz w:val="26"/>
+                <w:szCs w:val="26"/>
+              </w:rPr>
+              <w:t>Совпало</w:t>
             </w:r>
           </w:p>
         </w:tc>
       </w:tr>
       <w:tr>
         <w:trPr>
+          <w:trHeight w:val="243"/>
           <w:jc w:val="center"/>
         </w:trPr>
         <w:tc>
           <w:tcPr>
-            <w:tcW w:w="1138" w:type="dxa"/>
+            <w:tcW w:w="872" w:type="dxa"/>
           </w:tcPr>
           <w:p>
             <w:pPr>
@@ -7749,7 +8320,7 @@
         </w:tc>
         <w:tc>
           <w:tcPr>
-            <w:tcW w:w="3739" w:type="dxa"/>
+            <w:tcW w:w="2867" w:type="dxa"/>
           </w:tcPr>
           <w:p>
             <w:pPr>
@@ -7767,7 +8338,7 @@
         </w:tc>
         <w:tc>
           <w:tcPr>
-            <w:tcW w:w="1301" w:type="dxa"/>
+            <w:tcW w:w="998" w:type="dxa"/>
           </w:tcPr>
           <w:p>
             <w:pPr>
@@ -7786,7 +8357,7 @@
         </w:tc>
         <w:tc>
           <w:tcPr>
-            <w:tcW w:w="1301" w:type="dxa"/>
+            <w:tcW w:w="998" w:type="dxa"/>
           </w:tcPr>
           <w:p>
             <w:pPr>
@@ -7805,7 +8376,7 @@
         </w:tc>
         <w:tc>
           <w:tcPr>
-            <w:tcW w:w="2601" w:type="dxa"/>
+            <w:tcW w:w="1995" w:type="dxa"/>
           </w:tcPr>
           <w:p>
             <w:pPr>
@@ -7819,17 +8390,33 @@
                 <w:sz w:val="18"/>
               </w:rPr>
               <w:t>0x0C</w:t>
+            </w:r>
+          </w:p>
+        </w:tc>
+        <w:tc>
+          <w:tcPr>
+            <w:tcW w:w="2709" w:type="dxa"/>
+          </w:tcPr>
+          <w:p>
+            <w:r>
+              <w:rPr>
+                <w:rFonts w:ascii="Times New Roman" w:hAnsi="Times New Roman" w:cs="Times New Roman"/>
+                <w:sz w:val="26"/>
+                <w:szCs w:val="26"/>
+              </w:rPr>
+              <w:t>Совпало</w:t>
             </w:r>
           </w:p>
         </w:tc>
       </w:tr>
       <w:tr>
         <w:trPr>
+          <w:trHeight w:val="233"/>
           <w:jc w:val="center"/>
         </w:trPr>
         <w:tc>
           <w:tcPr>
-            <w:tcW w:w="1138" w:type="dxa"/>
+            <w:tcW w:w="872" w:type="dxa"/>
           </w:tcPr>
           <w:p>
             <w:pPr>
@@ -7848,7 +8435,7 @@
         </w:tc>
         <w:tc>
           <w:tcPr>
-            <w:tcW w:w="3739" w:type="dxa"/>
+            <w:tcW w:w="2867" w:type="dxa"/>
           </w:tcPr>
           <w:p>
             <w:pPr>
@@ -7866,7 +8453,7 @@
         </w:tc>
         <w:tc>
           <w:tcPr>
-            <w:tcW w:w="1301" w:type="dxa"/>
+            <w:tcW w:w="998" w:type="dxa"/>
           </w:tcPr>
           <w:p>
             <w:pPr>
@@ -7885,7 +8472,7 @@
         </w:tc>
         <w:tc>
           <w:tcPr>
-            <w:tcW w:w="1301" w:type="dxa"/>
+            <w:tcW w:w="998" w:type="dxa"/>
           </w:tcPr>
           <w:p>
             <w:pPr>
@@ -7904,7 +8491,7 @@
         </w:tc>
         <w:tc>
           <w:tcPr>
-            <w:tcW w:w="2601" w:type="dxa"/>
+            <w:tcW w:w="1995" w:type="dxa"/>
           </w:tcPr>
           <w:p>
             <w:pPr>
@@ -7918,17 +8505,33 @@
                 <w:sz w:val="18"/>
               </w:rPr>
               <w:t>0x0C</w:t>
+            </w:r>
+          </w:p>
+        </w:tc>
+        <w:tc>
+          <w:tcPr>
+            <w:tcW w:w="2709" w:type="dxa"/>
+          </w:tcPr>
+          <w:p>
+            <w:r>
+              <w:rPr>
+                <w:rFonts w:ascii="Times New Roman" w:hAnsi="Times New Roman" w:cs="Times New Roman"/>
+                <w:sz w:val="26"/>
+                <w:szCs w:val="26"/>
+              </w:rPr>
+              <w:t>Совпало</w:t>
             </w:r>
           </w:p>
         </w:tc>
       </w:tr>
       <w:tr>
         <w:trPr>
+          <w:trHeight w:val="243"/>
           <w:jc w:val="center"/>
         </w:trPr>
         <w:tc>
           <w:tcPr>
-            <w:tcW w:w="1138" w:type="dxa"/>
+            <w:tcW w:w="872" w:type="dxa"/>
           </w:tcPr>
           <w:p>
             <w:pPr>
@@ -7946,7 +8549,7 @@
         </w:tc>
         <w:tc>
           <w:tcPr>
-            <w:tcW w:w="3739" w:type="dxa"/>
+            <w:tcW w:w="2867" w:type="dxa"/>
           </w:tcPr>
           <w:p>
             <w:pPr>
@@ -7963,7 +8566,7 @@
         </w:tc>
         <w:tc>
           <w:tcPr>
-            <w:tcW w:w="1301" w:type="dxa"/>
+            <w:tcW w:w="998" w:type="dxa"/>
           </w:tcPr>
           <w:p>
             <w:pPr>
@@ -7981,7 +8584,7 @@
         </w:tc>
         <w:tc>
           <w:tcPr>
-            <w:tcW w:w="1301" w:type="dxa"/>
+            <w:tcW w:w="998" w:type="dxa"/>
           </w:tcPr>
           <w:p>
             <w:pPr>
@@ -7999,7 +8602,7 @@
         </w:tc>
         <w:tc>
           <w:tcPr>
-            <w:tcW w:w="2601" w:type="dxa"/>
+            <w:tcW w:w="1995" w:type="dxa"/>
           </w:tcPr>
           <w:p>
             <w:pPr>
@@ -8012,6 +8615,21 @@
                 <w:sz w:val="18"/>
               </w:rPr>
               <w:t>0x1C</w:t>
+            </w:r>
+          </w:p>
+        </w:tc>
+        <w:tc>
+          <w:tcPr>
+            <w:tcW w:w="2709" w:type="dxa"/>
+          </w:tcPr>
+          <w:p>
+            <w:r>
+              <w:rPr>
+                <w:rFonts w:ascii="Times New Roman" w:hAnsi="Times New Roman" w:cs="Times New Roman"/>
+                <w:sz w:val="26"/>
+                <w:szCs w:val="26"/>
+              </w:rPr>
+              <w:t>Совпало</w:t>
             </w:r>
           </w:p>
         </w:tc>
@@ -8037,7 +8655,6 @@
           <w:sz w:val="26"/>
           <w:szCs w:val="26"/>
         </w:rPr>
-        <w:lastRenderedPageBreak/>
         <w:t>t = 30 × 800 пс = 24 000 пс = 24 нс.</w:t>
       </w:r>
     </w:p>
@@ -8345,6 +8962,7 @@
           <w:szCs w:val="24"/>
           <w:lang w:eastAsia="ru-KZ"/>
         </w:rPr>
+        <w:lastRenderedPageBreak/>
         <w:t>ecall</w:t>
       </w:r>
     </w:p>
@@ -9029,10 +9647,10 @@
           <w:rFonts w:ascii="Times New Roman" w:hAnsi="Times New Roman" w:cs="Times New Roman"/>
           <w:b/>
           <w:bCs/>
-          <w:sz w:val="26"/>
-          <w:szCs w:val="26"/>
-        </w:rPr>
-        <w:lastRenderedPageBreak/>
+          <w:noProof/>
+          <w:sz w:val="26"/>
+          <w:szCs w:val="26"/>
+        </w:rPr>
         <w:drawing>
           <wp:inline distT="0" distB="0" distL="0" distR="0" wp14:anchorId="77003935" wp14:editId="7A424AB8">
             <wp:extent cx="5940425" cy="3341370"/>
@@ -9127,7 +9745,7 @@
           <w:bCs/>
           <w:sz w:val="26"/>
           <w:szCs w:val="26"/>
-          <w:lang w:val="en-US"/>
+          <w:lang w:val="ru-RU"/>
         </w:rPr>
       </w:pPr>
       <w:r>
@@ -9148,7 +9766,7 @@
           <w:bCs/>
           <w:sz w:val="26"/>
           <w:szCs w:val="26"/>
-          <w:lang w:val="en-US"/>
+          <w:lang w:val="ru-RU"/>
         </w:rPr>
         <w:t>:</w:t>
       </w:r>
@@ -9449,6 +10067,7 @@
           <w:szCs w:val="24"/>
           <w:lang w:eastAsia="ru-KZ"/>
         </w:rPr>
+        <w:lastRenderedPageBreak/>
         <w:t>2. Чем отличается ALUSrc при add и lw?</w:t>
       </w:r>
     </w:p>
@@ -9611,17 +10230,7 @@
           <w:szCs w:val="24"/>
           <w:lang w:eastAsia="ru-KZ"/>
         </w:rPr>
-        <w:t xml:space="preserve">. Для сохранения значения по вычисленному адресу включается </w:t>
-      </w:r>
-      <w:r>
-        <w:rPr>
-          <w:rFonts w:ascii="Times New Roman" w:eastAsia="Times New Roman" w:hAnsi="Times New Roman" w:cs="Times New Roman"/>
-          <w:sz w:val="24"/>
-          <w:szCs w:val="24"/>
-          <w:lang w:eastAsia="ru-KZ"/>
-        </w:rPr>
-        <w:lastRenderedPageBreak/>
-        <w:t xml:space="preserve">запись в память: </w:t>
+        <w:t xml:space="preserve">. Для сохранения значения по вычисленному адресу включается запись в память: </w:t>
       </w:r>
       <w:r>
         <w:rPr>
